--- a/Lektura/Lektury.docx
+++ b/Lektura/Lektury.docx
@@ -7,27 +7,57 @@
         <w:pStyle w:val="Akapitzlist"/>
         <w:numPr>
           <w:ilvl w:val="0"/>
-          <w:numId w:val="1"/>
+          <w:numId w:val="2"/>
         </w:numPr>
       </w:pPr>
+      <w:r>
+        <w:t>„</w:t>
+      </w:r>
       <w:r>
         <w:t>Metody numeryczne</w:t>
       </w:r>
-    </w:p>
-    <w:p>
-      <w:pPr>
-        <w:pStyle w:val="Akapitzlist"/>
-      </w:pPr>
       <w:r>
-        <w:t>Zenon Fortuna, Bohdan Macukow, Janusz Wąsowski</w:t>
+        <w:t xml:space="preserve">” </w:t>
+      </w:r>
+      <w:r>
+        <w:t xml:space="preserve">Zenon Fortuna, Bohdan </w:t>
+      </w:r>
+      <w:proofErr w:type="spellStart"/>
+      <w:r>
+        <w:t>Macukow</w:t>
+      </w:r>
+      <w:proofErr w:type="spellEnd"/>
+      <w:r>
+        <w:t>, Janusz Wąsowski</w:t>
+      </w:r>
+      <w:r>
+        <w:t xml:space="preserve"> </w:t>
+      </w:r>
+      <w:r>
+        <w:t>PW</w:t>
+      </w:r>
+      <w:r>
+        <w:t xml:space="preserve">N </w:t>
+      </w:r>
+      <w:r>
+        <w:t>2017</w:t>
       </w:r>
     </w:p>
     <w:p>
       <w:pPr>
         <w:pStyle w:val="Akapitzlist"/>
       </w:pPr>
+    </w:p>
+    <w:p>
+      <w:pPr>
+        <w:pStyle w:val="Akapitzlist"/>
+        <w:numPr>
+          <w:ilvl w:val="0"/>
+          <w:numId w:val="2"/>
+        </w:numPr>
+      </w:pPr>
       <w:r>
-        <w:t>PWN 2017</w:t>
+        <w:t>https://home.agh.edu.pl/~zak/downloads/2015-MN4.pdf</w:t>
       </w:r>
     </w:p>
     <w:p/>
@@ -132,8 +162,97 @@
       </w:pPr>
     </w:lvl>
   </w:abstractNum>
+  <w:abstractNum w:abstractNumId="1" w15:restartNumberingAfterBreak="0">
+    <w:nsid w:val="259F0866"/>
+    <w:multiLevelType w:val="hybridMultilevel"/>
+    <w:tmpl w:val="E24ABBC0"/>
+    <w:lvl w:ilvl="0" w:tplc="0415000F">
+      <w:start w:val="1"/>
+      <w:numFmt w:val="decimal"/>
+      <w:lvlText w:val="%1."/>
+      <w:lvlJc w:val="left"/>
+      <w:pPr>
+        <w:ind w:left="1440" w:hanging="360"/>
+      </w:pPr>
+    </w:lvl>
+    <w:lvl w:ilvl="1" w:tplc="04150019" w:tentative="1">
+      <w:start w:val="1"/>
+      <w:numFmt w:val="lowerLetter"/>
+      <w:lvlText w:val="%2."/>
+      <w:lvlJc w:val="left"/>
+      <w:pPr>
+        <w:ind w:left="2160" w:hanging="360"/>
+      </w:pPr>
+    </w:lvl>
+    <w:lvl w:ilvl="2" w:tplc="0415001B" w:tentative="1">
+      <w:start w:val="1"/>
+      <w:numFmt w:val="lowerRoman"/>
+      <w:lvlText w:val="%3."/>
+      <w:lvlJc w:val="right"/>
+      <w:pPr>
+        <w:ind w:left="2880" w:hanging="180"/>
+      </w:pPr>
+    </w:lvl>
+    <w:lvl w:ilvl="3" w:tplc="0415000F" w:tentative="1">
+      <w:start w:val="1"/>
+      <w:numFmt w:val="decimal"/>
+      <w:lvlText w:val="%4."/>
+      <w:lvlJc w:val="left"/>
+      <w:pPr>
+        <w:ind w:left="3600" w:hanging="360"/>
+      </w:pPr>
+    </w:lvl>
+    <w:lvl w:ilvl="4" w:tplc="04150019" w:tentative="1">
+      <w:start w:val="1"/>
+      <w:numFmt w:val="lowerLetter"/>
+      <w:lvlText w:val="%5."/>
+      <w:lvlJc w:val="left"/>
+      <w:pPr>
+        <w:ind w:left="4320" w:hanging="360"/>
+      </w:pPr>
+    </w:lvl>
+    <w:lvl w:ilvl="5" w:tplc="0415001B" w:tentative="1">
+      <w:start w:val="1"/>
+      <w:numFmt w:val="lowerRoman"/>
+      <w:lvlText w:val="%6."/>
+      <w:lvlJc w:val="right"/>
+      <w:pPr>
+        <w:ind w:left="5040" w:hanging="180"/>
+      </w:pPr>
+    </w:lvl>
+    <w:lvl w:ilvl="6" w:tplc="0415000F" w:tentative="1">
+      <w:start w:val="1"/>
+      <w:numFmt w:val="decimal"/>
+      <w:lvlText w:val="%7."/>
+      <w:lvlJc w:val="left"/>
+      <w:pPr>
+        <w:ind w:left="5760" w:hanging="360"/>
+      </w:pPr>
+    </w:lvl>
+    <w:lvl w:ilvl="7" w:tplc="04150019" w:tentative="1">
+      <w:start w:val="1"/>
+      <w:numFmt w:val="lowerLetter"/>
+      <w:lvlText w:val="%8."/>
+      <w:lvlJc w:val="left"/>
+      <w:pPr>
+        <w:ind w:left="6480" w:hanging="360"/>
+      </w:pPr>
+    </w:lvl>
+    <w:lvl w:ilvl="8" w:tplc="0415001B" w:tentative="1">
+      <w:start w:val="1"/>
+      <w:numFmt w:val="lowerRoman"/>
+      <w:lvlText w:val="%9."/>
+      <w:lvlJc w:val="right"/>
+      <w:pPr>
+        <w:ind w:left="7200" w:hanging="180"/>
+      </w:pPr>
+    </w:lvl>
+  </w:abstractNum>
   <w:num w:numId="1" w16cid:durableId="1898513274">
     <w:abstractNumId w:val="0"/>
+  </w:num>
+  <w:num w:numId="2" w16cid:durableId="1325281447">
+    <w:abstractNumId w:val="1"/>
   </w:num>
 </w:numbering>
 </file>
